--- a/AgentCode/documents_store/SE_PRAC_1.docx
+++ b/AgentCode/documents_store/SE_PRAC_1.docx
@@ -21,13 +21,12 @@
           <w:rFonts w:ascii="Nunito" w:cs="Nunito" w:eastAsia="Nunito" w:hAnsi="Nunito"/>
           <w:b w:val="1"/>
           <w:bCs w:val="1"/>
-          <w:i/>
           <w:sz w:val="46"/>
           <w:szCs w:val="46"/>
           <w:u w:val="single"/>
           <w:rtl w:val="0"/>
         </w:rPr>
-        <w:t>Team Members</w:t>
+        <w:t xml:space="preserve">Team Members</w:t>
       </w:r>
       <w:r>
         <w:drawing>
@@ -120,6 +119,54 @@
           <w:rtl w:val="0"/>
         </w:rPr>
         <w:t xml:space="preserve">Vansh Tandel </w:t>
+      </w:r>
+    </w:p>
+    <w:p>
+      <w:pPr>
+        <w:spacing w:after="240" w:before="240" w:lineRule="auto"/>
+        <w:ind w:left="-630" w:firstLine="0"/>
+        <w:jc w:val="both"/>
+        <w:rPr>
+          <w:rFonts w:ascii="Nunito" w:cs="Nunito" w:eastAsia="Nunito" w:hAnsi="Nunito"/>
+          <w:b w:val="1"/>
+          <w:bCs w:val="1"/>
+          <w:sz w:val="30"/>
+          <w:szCs w:val="30"/>
+        </w:rPr>
+      </w:pPr>
+      <w:r>
+        <w:rPr>
+          <w:rFonts w:ascii="Nunito" w:cs="Nunito" w:eastAsia="Nunito" w:hAnsi="Nunito"/>
+          <w:b w:val="1"/>
+          <w:bCs w:val="1"/>
+          <w:sz w:val="30"/>
+          <w:szCs w:val="30"/>
+          <w:rtl w:val="0"/>
+        </w:rPr>
+      </w:r>
+    </w:p>
+    <w:p>
+      <w:pPr>
+        <w:spacing w:after="240" w:before="240" w:lineRule="auto"/>
+        <w:ind w:left="-630" w:firstLine="0"/>
+        <w:jc w:val="both"/>
+        <w:rPr>
+          <w:rFonts w:ascii="Nunito" w:cs="Nunito" w:eastAsia="Nunito" w:hAnsi="Nunito"/>
+          <w:b w:val="1"/>
+          <w:bCs w:val="1"/>
+          <w:sz w:val="30"/>
+          <w:szCs w:val="30"/>
+        </w:rPr>
+      </w:pPr>
+      <w:r>
+        <w:rPr>
+          <w:rFonts w:ascii="Nunito" w:cs="Nunito" w:eastAsia="Nunito" w:hAnsi="Nunito"/>
+          <w:b w:val="1"/>
+          <w:bCs w:val="1"/>
+          <w:sz w:val="30"/>
+          <w:szCs w:val="30"/>
+          <w:rtl w:val="0"/>
+        </w:rPr>
       </w:r>
     </w:p>
     <w:p>
